--- a/src/templates/agent-forms/agent-application-form.docx
+++ b/src/templates/agent-forms/agent-application-form.docx
@@ -12,7 +12,7 @@
           <w:color w:val="2E74B5"/>
           <w:sz w:val="24"/>
         </w:rPr>
-        <w:t>XOGMALL</w:t>
+        <w:t>HOGMALL</w:t>
       </w:r>
     </w:p>
     <w:p>
@@ -508,7 +508,7 @@
     </w:p>
     <w:p>
       <w:r>
-        <w:t>Replace this template with Xogmall-approved legal and compliance wording before requesting a signature.</w:t>
+        <w:t>Replace this template with Hogmall-approved legal and compliance wording before requesting a signature.</w:t>
       </w:r>
     </w:p>
     <w:p>
@@ -539,7 +539,7 @@
         <w:color w:val="5A626E"/>
         <w:sz w:val="16"/>
       </w:rPr>
-      <w:t>Xogmall draft placeholder • approved legal wording and company details required before launch</w:t>
+      <w:t>Hogmall draft placeholder • approved legal wording and company details required before launch</w:t>
     </w:r>
   </w:p>
 </w:ftr>
